--- a/engineering_basics/pf/pf-users-guide.docx
+++ b/engineering_basics/pf/pf-users-guide.docx
@@ -19,15 +19,7 @@
           <w:sz w:val="22"/>
           <w:szCs w:val="22"/>
         </w:rPr>
-        <w:t>Partial Fraction Expansion for</w:t>
-      </w:r>
-      <w:r>
-        <w:rPr>
-          <w:b/>
-          <w:sz w:val="22"/>
-          <w:szCs w:val="22"/>
-        </w:rPr>
-        <w:t xml:space="preserve"> HP15c CE</w:t>
+        <w:t>Partial Fraction Expansion for HP15c CE</w:t>
       </w:r>
     </w:p>
     <w:p>
@@ -130,14 +122,7 @@
           <w:sz w:val="22"/>
           <w:szCs w:val="22"/>
         </w:rPr>
-        <w:t xml:space="preserve">This software pac calculates </w:t>
-      </w:r>
-      <w:r>
-        <w:rPr>
-          <w:sz w:val="22"/>
-          <w:szCs w:val="22"/>
-        </w:rPr>
-        <w:t xml:space="preserve">the </w:t>
+        <w:t xml:space="preserve">This software pac calculates the </w:t>
       </w:r>
       <w:r>
         <w:rPr>
@@ -153,21 +138,7 @@
           <w:sz w:val="22"/>
           <w:szCs w:val="22"/>
         </w:rPr>
-        <w:t xml:space="preserve"> as implemented by Wayne Scott </w:t>
-      </w:r>
-      <w:r>
-        <w:rPr>
-          <w:sz w:val="22"/>
-          <w:szCs w:val="22"/>
-        </w:rPr>
-        <w:t xml:space="preserve">in the </w:t>
-      </w:r>
-      <w:r>
-        <w:rPr>
-          <w:sz w:val="22"/>
-          <w:szCs w:val="22"/>
-        </w:rPr>
-        <w:t xml:space="preserve">program </w:t>
+        <w:t xml:space="preserve"> as implemented by Wayne Scott in the program </w:t>
       </w:r>
       <w:r>
         <w:rPr>
@@ -199,21 +170,7 @@
           <w:sz w:val="22"/>
           <w:szCs w:val="22"/>
         </w:rPr>
-        <w:t xml:space="preserve"> folder of the </w:t>
-      </w:r>
-      <w:r>
-        <w:rPr>
-          <w:sz w:val="22"/>
-          <w:szCs w:val="22"/>
-        </w:rPr>
-        <w:t xml:space="preserve">classic </w:t>
-      </w:r>
-      <w:r>
-        <w:rPr>
-          <w:sz w:val="22"/>
-          <w:szCs w:val="22"/>
-        </w:rPr>
-        <w:t xml:space="preserve">software package </w:t>
+        <w:t xml:space="preserve"> folder of the classic software package </w:t>
       </w:r>
       <w:hyperlink r:id="rId2">
         <w:r>
@@ -245,7 +202,10 @@
         </w:rPr>
       </w:pPr>
       <w:r>
-        <w:rPr/>
+        <w:rPr>
+          <w:sz w:val="22"/>
+          <w:szCs w:val="22"/>
+        </w:rPr>
       </w:r>
     </w:p>
     <w:p>
@@ -304,119 +264,7 @@
           <w:sz w:val="22"/>
           <w:szCs w:val="22"/>
         </w:rPr>
-        <w:t>This software pac is for any</w:t>
-      </w:r>
-      <w:r>
-        <w:rPr>
-          <w:sz w:val="22"/>
-          <w:szCs w:val="22"/>
-        </w:rPr>
-        <w:t xml:space="preserve">one in </w:t>
-      </w:r>
-      <w:r>
-        <w:rPr>
-          <w:sz w:val="22"/>
-          <w:szCs w:val="22"/>
-        </w:rPr>
-        <w:t xml:space="preserve">dire </w:t>
-      </w:r>
-      <w:r>
-        <w:rPr>
-          <w:sz w:val="22"/>
-          <w:szCs w:val="22"/>
-        </w:rPr>
-        <w:t xml:space="preserve">need </w:t>
-      </w:r>
-      <w:r>
-        <w:rPr>
-          <w:sz w:val="22"/>
-          <w:szCs w:val="22"/>
-        </w:rPr>
-        <w:t>of</w:t>
-      </w:r>
-      <w:r>
-        <w:rPr>
-          <w:sz w:val="22"/>
-          <w:szCs w:val="22"/>
-        </w:rPr>
-        <w:t xml:space="preserve"> perform</w:t>
-      </w:r>
-      <w:r>
-        <w:rPr>
-          <w:sz w:val="22"/>
-          <w:szCs w:val="22"/>
-        </w:rPr>
-        <w:t>ing</w:t>
-      </w:r>
-      <w:r>
-        <w:rPr>
-          <w:sz w:val="22"/>
-          <w:szCs w:val="22"/>
-        </w:rPr>
-        <w:t xml:space="preserve"> a partial fraction expansion (I am looking at you </w:t>
-      </w:r>
-      <w:r>
-        <w:rPr>
-          <w:sz w:val="22"/>
-          <w:szCs w:val="22"/>
-        </w:rPr>
-        <w:t>C</w:t>
-      </w:r>
-      <w:r>
-        <w:rPr>
-          <w:sz w:val="22"/>
-          <w:szCs w:val="22"/>
-        </w:rPr>
-        <w:t xml:space="preserve">ontrol </w:t>
-      </w:r>
-      <w:r>
-        <w:rPr>
-          <w:sz w:val="22"/>
-          <w:szCs w:val="22"/>
-        </w:rPr>
-        <w:t>S</w:t>
-      </w:r>
-      <w:r>
-        <w:rPr>
-          <w:sz w:val="22"/>
-          <w:szCs w:val="22"/>
-        </w:rPr>
-        <w:t>ystem</w:t>
-      </w:r>
-      <w:r>
-        <w:rPr>
-          <w:sz w:val="22"/>
-          <w:szCs w:val="22"/>
-        </w:rPr>
-        <w:t>s</w:t>
-      </w:r>
-      <w:r>
-        <w:rPr>
-          <w:sz w:val="22"/>
-          <w:szCs w:val="22"/>
-        </w:rPr>
-        <w:t xml:space="preserve"> students).  </w:t>
-      </w:r>
-      <w:r>
-        <w:rPr>
-          <w:sz w:val="22"/>
-          <w:szCs w:val="22"/>
-        </w:rPr>
-        <w:t xml:space="preserve">You provide the tranfer function, </w:t>
-      </w:r>
-      <w:r>
-        <w:rPr>
-          <w:sz w:val="22"/>
-          <w:szCs w:val="22"/>
-        </w:rPr>
-        <w:t xml:space="preserve">and </w:t>
-      </w:r>
-      <w:r>
-        <w:rPr>
-          <w:sz w:val="22"/>
-          <w:szCs w:val="22"/>
-        </w:rPr>
-        <w:t>this program gives you the expansion.  Since the program is (almost) a direct rehosting of the original from HP48 to HP15c, I’ll just paste the original description which is clear and succinct enough.</w:t>
+        <w:t>This software pac is for anyone in dire need of performing a partial fraction expansion (I am looking at you Control Systems students).  You provide the tranfer function, and this program gives you the expansion.  Since the program is (almost) a direct rehosting of the original from HP48 to HP15c, I’ll just paste the original description which is clear and succinct enough.</w:t>
       </w:r>
     </w:p>
     <w:p>
@@ -824,35 +672,7 @@
           <w:sz w:val="22"/>
           <w:szCs w:val="22"/>
         </w:rPr>
-        <w:t xml:space="preserve"> program came in clutch when I was in engineering school in the mid-90s, and </w:t>
-      </w:r>
-      <w:r>
-        <w:rPr>
-          <w:sz w:val="22"/>
-          <w:szCs w:val="22"/>
-        </w:rPr>
-        <w:t xml:space="preserve">it </w:t>
-      </w:r>
-      <w:r>
-        <w:rPr>
-          <w:sz w:val="22"/>
-          <w:szCs w:val="22"/>
-        </w:rPr>
-        <w:t xml:space="preserve">saved my hide more than once during homework and tests.  This is my way of </w:t>
-      </w:r>
-      <w:r>
-        <w:rPr>
-          <w:sz w:val="22"/>
-          <w:szCs w:val="22"/>
-        </w:rPr>
-        <w:t xml:space="preserve">saying thank you and </w:t>
-      </w:r>
-      <w:r>
-        <w:rPr>
-          <w:sz w:val="22"/>
-          <w:szCs w:val="22"/>
-        </w:rPr>
-        <w:t>giving back.</w:t>
+        <w:t xml:space="preserve"> program came in clutch when I was in engineering school in the mid-90s, and it saved my hide more than once during homework and tests.  This is my way of saying thank you and giving back.</w:t>
       </w:r>
     </w:p>
     <w:p>
@@ -879,6 +699,7 @@
       <w:pPr>
         <w:pStyle w:val="Normal"/>
         <w:bidi w:val="0"/>
+        <w:spacing w:before="0" w:after="0"/>
         <w:jc w:val="start"/>
         <w:rPr>
           <w:sz w:val="22"/>
@@ -984,37 +805,7 @@
           <w:szCs w:val="22"/>
           <w:u w:val="none"/>
         </w:rPr>
-        <w:t xml:space="preserve">Matrix A </w:t>
-      </w:r>
-      <w:r>
-        <w:rPr>
-          <w:b w:val="false"/>
-          <w:bCs w:val="false"/>
-          <w:sz w:val="22"/>
-          <w:szCs w:val="22"/>
-          <w:u w:val="none"/>
-        </w:rPr>
-        <w:t xml:space="preserve">must be </w:t>
-      </w:r>
-      <w:r>
-        <w:rPr>
-          <w:b w:val="false"/>
-          <w:bCs w:val="false"/>
-          <w:sz w:val="22"/>
-          <w:szCs w:val="22"/>
-          <w:u w:val="none"/>
-        </w:rPr>
-        <w:t xml:space="preserve">allocated as a 2xN array </w:t>
-      </w:r>
-      <w:r>
-        <w:rPr>
-          <w:b w:val="false"/>
-          <w:bCs w:val="false"/>
-          <w:sz w:val="22"/>
-          <w:szCs w:val="22"/>
-          <w:u w:val="none"/>
-        </w:rPr>
-        <w:t>in the following format:</w:t>
+        <w:t>Matrix A must be allocated as a 2xN array in the following format:</w:t>
       </w:r>
     </w:p>
     <w:p>
@@ -1085,87 +876,7 @@
           <w:szCs w:val="22"/>
           <w:u w:val="none"/>
         </w:rPr>
-        <w:t xml:space="preserve"> of the polynomial in the numerator (</w:t>
-      </w:r>
-      <w:r>
-        <w:rPr>
-          <w:b w:val="false"/>
-          <w:bCs w:val="false"/>
-          <w:sz w:val="22"/>
-          <w:szCs w:val="22"/>
-          <w:u w:val="none"/>
-        </w:rPr>
-        <w:t xml:space="preserve">but </w:t>
-      </w:r>
-      <w:r>
-        <w:rPr>
-          <w:b w:val="false"/>
-          <w:bCs w:val="false"/>
-          <w:sz w:val="22"/>
-          <w:szCs w:val="22"/>
-          <w:u w:val="none"/>
-        </w:rPr>
-        <w:t>A</w:t>
-      </w:r>
-      <w:r>
-        <w:rPr>
-          <w:b w:val="false"/>
-          <w:bCs w:val="false"/>
-          <w:sz w:val="22"/>
-          <w:szCs w:val="22"/>
-          <w:u w:val="none"/>
-        </w:rPr>
-        <w:t>[</w:t>
-      </w:r>
-      <w:r>
-        <w:rPr>
-          <w:b w:val="false"/>
-          <w:bCs w:val="false"/>
-          <w:sz w:val="22"/>
-          <w:szCs w:val="22"/>
-          <w:u w:val="none"/>
-        </w:rPr>
-        <w:t>1,1</w:t>
-      </w:r>
-      <w:r>
-        <w:rPr>
-          <w:b w:val="false"/>
-          <w:bCs w:val="false"/>
-          <w:sz w:val="22"/>
-          <w:szCs w:val="22"/>
-          <w:u w:val="none"/>
-        </w:rPr>
-        <w:t>]</w:t>
-      </w:r>
-      <w:r>
-        <w:rPr>
-          <w:b w:val="false"/>
-          <w:bCs w:val="false"/>
-          <w:sz w:val="22"/>
-          <w:szCs w:val="22"/>
-          <w:u w:val="none"/>
-        </w:rPr>
-        <w:t xml:space="preserve"> must always be 0.</w:t>
-      </w:r>
-      <w:r>
-        <w:rPr>
-          <w:b w:val="false"/>
-          <w:bCs w:val="false"/>
-          <w:sz w:val="22"/>
-          <w:szCs w:val="22"/>
-          <w:u w:val="none"/>
-        </w:rPr>
-        <w:t>0</w:t>
-      </w:r>
-      <w:r>
-        <w:rPr>
-          <w:b w:val="false"/>
-          <w:bCs w:val="false"/>
-          <w:sz w:val="22"/>
-          <w:szCs w:val="22"/>
-          <w:u w:val="none"/>
-        </w:rPr>
-        <w:t>)</w:t>
+        <w:t xml:space="preserve"> of the polynomial in the numerator (but A[1,1] must always be 0.0)</w:t>
       </w:r>
       <w:r>
         <w:rPr>
@@ -1225,27 +936,7 @@
           <w:szCs w:val="22"/>
           <w:u w:val="none"/>
         </w:rPr>
-        <w:t xml:space="preserve"> of the polynomial in the denominator (repeated root</w:t>
-      </w:r>
-      <w:r>
-        <w:rPr>
-          <w:b w:val="false"/>
-          <w:bCs w:val="false"/>
-          <w:sz w:val="22"/>
-          <w:szCs w:val="22"/>
-          <w:u w:val="none"/>
-        </w:rPr>
-        <w:t>s</w:t>
-      </w:r>
-      <w:r>
-        <w:rPr>
-          <w:b w:val="false"/>
-          <w:bCs w:val="false"/>
-          <w:sz w:val="22"/>
-          <w:szCs w:val="22"/>
-          <w:u w:val="none"/>
-        </w:rPr>
-        <w:t xml:space="preserve"> must be listed together)</w:t>
+        <w:t xml:space="preserve"> of the polynomial in the denominator (repeated roots must be listed together)</w:t>
       </w:r>
     </w:p>
     <w:p>
@@ -1264,12 +955,7 @@
       </w:pPr>
       <w:r>
         <w:rPr>
-          <w:rFonts w:ascii="Courier New" w:hAnsi="Courier New"/>
-          <w:b w:val="false"/>
-          <w:bCs w:val="false"/>
-          <w:sz w:val="22"/>
-          <w:szCs w:val="22"/>
-          <w:u w:val="none"/>
+          <w:vertAlign w:val="superscript"/>
         </w:rPr>
       </w:r>
     </w:p>
@@ -1454,8 +1140,10 @@
       </w:pPr>
       <w:r>
         <w:rPr>
-          <w:sz w:val="22"/>
-          <w:szCs w:val="22"/>
+          <w:rFonts w:ascii="Courier New" w:hAnsi="Courier New"/>
+          <w:b w:val="false"/>
+          <w:bCs w:val="false"/>
+          <w:u w:val="none"/>
         </w:rPr>
       </w:r>
     </w:p>
@@ -1478,17 +1166,7 @@
           <w:szCs w:val="22"/>
           <w:u w:val="none"/>
         </w:rPr>
-        <w:t>N</w:t>
-      </w:r>
-      <w:r>
-        <w:rPr>
-          <w:b w:val="false"/>
-          <w:bCs w:val="false"/>
-          <w:sz w:val="22"/>
-          <w:szCs w:val="22"/>
-          <w:u w:val="none"/>
-        </w:rPr>
-        <w:t xml:space="preserve">ote that the root of </w:t>
+        <w:t xml:space="preserve">Note that the root of </w:t>
       </w:r>
       <w:r>
         <w:rPr>
@@ -1530,17 +1208,7 @@
           <w:szCs w:val="22"/>
           <w:u w:val="none"/>
         </w:rPr>
-        <w:t xml:space="preserve"> </w:t>
-      </w:r>
-      <w:r>
-        <w:rPr>
-          <w:b w:val="false"/>
-          <w:bCs w:val="false"/>
-          <w:sz w:val="22"/>
-          <w:szCs w:val="22"/>
-          <w:u w:val="none"/>
-        </w:rPr>
-        <w:t xml:space="preserve">and the root of </w:t>
+        <w:t xml:space="preserve"> and the root of </w:t>
       </w:r>
       <w:r>
         <w:rPr>
@@ -1582,37 +1250,7 @@
           <w:szCs w:val="22"/>
           <w:u w:val="none"/>
         </w:rPr>
-        <w:t xml:space="preserve">, so mind the signs when transcribing from </w:t>
-      </w:r>
-      <w:r>
-        <w:rPr>
-          <w:b w:val="false"/>
-          <w:bCs w:val="false"/>
-          <w:sz w:val="22"/>
-          <w:szCs w:val="22"/>
-          <w:u w:val="none"/>
-        </w:rPr>
-        <w:t>trans</w:t>
-      </w:r>
-      <w:r>
-        <w:rPr>
-          <w:b w:val="false"/>
-          <w:bCs w:val="false"/>
-          <w:sz w:val="22"/>
-          <w:szCs w:val="22"/>
-          <w:u w:val="none"/>
-        </w:rPr>
-        <w:t xml:space="preserve">fer </w:t>
-      </w:r>
-      <w:r>
-        <w:rPr>
-          <w:b w:val="false"/>
-          <w:bCs w:val="false"/>
-          <w:sz w:val="22"/>
-          <w:szCs w:val="22"/>
-          <w:u w:val="none"/>
-        </w:rPr>
-        <w:t>function into the A matrix.</w:t>
+        <w:t>, so mind the signs when transcribing from transfer function into the A matrix.</w:t>
       </w:r>
     </w:p>
     <w:p>
@@ -1706,27 +1344,7 @@
           <w:szCs w:val="22"/>
           <w:u w:val="none"/>
         </w:rPr>
-        <w:t xml:space="preserve">Once </w:t>
-      </w:r>
-      <w:r>
-        <w:rPr>
-          <w:b w:val="false"/>
-          <w:bCs w:val="false"/>
-          <w:sz w:val="22"/>
-          <w:szCs w:val="22"/>
-          <w:u w:val="none"/>
-        </w:rPr>
-        <w:t xml:space="preserve">Matrix </w:t>
-      </w:r>
-      <w:r>
-        <w:rPr>
-          <w:b w:val="false"/>
-          <w:bCs w:val="false"/>
-          <w:sz w:val="22"/>
-          <w:szCs w:val="22"/>
-          <w:u w:val="none"/>
-        </w:rPr>
-        <w:t xml:space="preserve">A is populated, run </w:t>
+        <w:t xml:space="preserve">Once Matrix A is populated, run </w:t>
       </w:r>
       <w:r>
         <w:rPr>
@@ -1768,17 +1386,7 @@
           <w:szCs w:val="22"/>
           <w:u w:val="none"/>
         </w:rPr>
-        <w:t>(</w:t>
-      </w:r>
-      <w:r>
-        <w:rPr>
-          <w:b w:val="false"/>
-          <w:bCs w:val="false"/>
-          <w:sz w:val="22"/>
-          <w:szCs w:val="22"/>
-          <w:u w:val="none"/>
-        </w:rPr>
-        <w:t xml:space="preserve">or just </w:t>
+        <w:t xml:space="preserve">(or just </w:t>
       </w:r>
       <w:r>
         <w:rPr>
@@ -1798,84 +1406,94 @@
           <w:szCs w:val="22"/>
           <w:u w:val="none"/>
         </w:rPr>
-        <w:t>if in User-Mode</w:t>
-      </w:r>
-      <w:r>
-        <w:rPr>
-          <w:b w:val="false"/>
-          <w:bCs w:val="false"/>
-          <w:sz w:val="22"/>
-          <w:szCs w:val="22"/>
-          <w:u w:val="none"/>
-        </w:rPr>
-        <w:t>)</w:t>
-      </w:r>
-    </w:p>
-    <w:p>
-      <w:pPr>
-        <w:pStyle w:val="Normal"/>
-        <w:bidi w:val="0"/>
-        <w:jc w:val="start"/>
-        <w:rPr>
-          <w:b w:val="false"/>
-          <w:bCs w:val="false"/>
-          <w:sz w:val="22"/>
-          <w:szCs w:val="22"/>
-          <w:u w:val="none"/>
-        </w:rPr>
-      </w:pPr>
-      <w:r>
-        <w:rPr>
-          <w:b w:val="false"/>
-          <w:bCs w:val="false"/>
-          <w:sz w:val="22"/>
-          <w:szCs w:val="22"/>
-          <w:u w:val="none"/>
-        </w:rPr>
-      </w:r>
-    </w:p>
-    <w:p>
-      <w:pPr>
-        <w:pStyle w:val="Normal"/>
-        <w:bidi w:val="0"/>
-        <w:jc w:val="start"/>
-        <w:rPr>
-          <w:b w:val="false"/>
-          <w:bCs w:val="false"/>
-          <w:sz w:val="22"/>
-          <w:szCs w:val="22"/>
-          <w:u w:val="none"/>
-        </w:rPr>
-      </w:pPr>
-      <w:r>
-        <w:rPr>
-          <w:b w:val="false"/>
-          <w:bCs w:val="false"/>
-          <w:sz w:val="22"/>
-          <w:szCs w:val="22"/>
-          <w:u w:val="none"/>
-        </w:rPr>
-        <w:t xml:space="preserve">The program will utilize all 5 matrices during runtime </w:t>
-      </w:r>
-      <w:r>
-        <w:rPr>
-          <w:b w:val="false"/>
-          <w:bCs w:val="false"/>
-          <w:sz w:val="22"/>
-          <w:szCs w:val="22"/>
-          <w:u w:val="none"/>
-        </w:rPr>
-        <w:t>but C, D and E are place-holder and can be safely deallocated to save space</w:t>
-      </w:r>
-      <w:r>
-        <w:rPr>
-          <w:b w:val="false"/>
-          <w:bCs w:val="false"/>
-          <w:sz w:val="22"/>
-          <w:szCs w:val="22"/>
-          <w:u w:val="none"/>
-        </w:rPr>
-        <w:t>.</w:t>
+        <w:t>if in User-Mode)</w:t>
+      </w:r>
+    </w:p>
+    <w:p>
+      <w:pPr>
+        <w:pStyle w:val="Normal"/>
+        <w:bidi w:val="0"/>
+        <w:jc w:val="start"/>
+        <w:rPr>
+          <w:b w:val="false"/>
+          <w:bCs w:val="false"/>
+          <w:sz w:val="22"/>
+          <w:szCs w:val="22"/>
+          <w:u w:val="none"/>
+        </w:rPr>
+      </w:pPr>
+      <w:r>
+        <w:rPr>
+          <w:b w:val="false"/>
+          <w:bCs w:val="false"/>
+          <w:sz w:val="22"/>
+          <w:szCs w:val="22"/>
+          <w:u w:val="none"/>
+        </w:rPr>
+      </w:r>
+    </w:p>
+    <w:p>
+      <w:pPr>
+        <w:pStyle w:val="Normal"/>
+        <w:bidi w:val="0"/>
+        <w:jc w:val="start"/>
+        <w:rPr>
+          <w:b w:val="false"/>
+          <w:bCs w:val="false"/>
+          <w:sz w:val="22"/>
+          <w:szCs w:val="22"/>
+          <w:u w:val="none"/>
+        </w:rPr>
+      </w:pPr>
+      <w:r>
+        <w:rPr>
+          <w:b w:val="false"/>
+          <w:bCs w:val="false"/>
+          <w:sz w:val="22"/>
+          <w:szCs w:val="22"/>
+          <w:u w:val="none"/>
+        </w:rPr>
+        <w:t xml:space="preserve">The program will utilize all 5 matrices during runtime but C, D and E are </w:t>
+      </w:r>
+      <w:r>
+        <w:rPr>
+          <w:b w:val="false"/>
+          <w:bCs w:val="false"/>
+          <w:sz w:val="22"/>
+          <w:szCs w:val="22"/>
+          <w:u w:val="none"/>
+        </w:rPr>
+        <w:t>temporary</w:t>
+      </w:r>
+      <w:r>
+        <w:rPr>
+          <w:b w:val="false"/>
+          <w:bCs w:val="false"/>
+          <w:sz w:val="22"/>
+          <w:szCs w:val="22"/>
+          <w:u w:val="none"/>
+        </w:rPr>
+        <w:t xml:space="preserve"> place-holder</w:t>
+      </w:r>
+      <w:r>
+        <w:rPr>
+          <w:b w:val="false"/>
+          <w:bCs w:val="false"/>
+          <w:sz w:val="22"/>
+          <w:szCs w:val="22"/>
+          <w:u w:val="none"/>
+        </w:rPr>
+        <w:t>s</w:t>
+      </w:r>
+      <w:r>
+        <w:rPr>
+          <w:b w:val="false"/>
+          <w:bCs w:val="false"/>
+          <w:sz w:val="22"/>
+          <w:szCs w:val="22"/>
+          <w:u w:val="none"/>
+        </w:rPr>
+        <w:t xml:space="preserve"> and can be safely deallocated to save space.</w:t>
       </w:r>
     </w:p>
     <w:p>
@@ -1969,37 +1587,7 @@
           <w:szCs w:val="22"/>
           <w:u w:val="none"/>
         </w:rPr>
-        <w:t>Answer</w:t>
-      </w:r>
-      <w:r>
-        <w:rPr>
-          <w:b w:val="false"/>
-          <w:bCs w:val="false"/>
-          <w:sz w:val="22"/>
-          <w:szCs w:val="22"/>
-          <w:u w:val="none"/>
-        </w:rPr>
-        <w:t xml:space="preserve"> will be placed in Matrix B of size [1 N].  Continuing with the example, </w:t>
-      </w:r>
-      <w:r>
-        <w:rPr>
-          <w:b w:val="false"/>
-          <w:bCs w:val="false"/>
-          <w:sz w:val="22"/>
-          <w:szCs w:val="22"/>
-          <w:u w:val="none"/>
-        </w:rPr>
-        <w:t xml:space="preserve">Matrix </w:t>
-      </w:r>
-      <w:r>
-        <w:rPr>
-          <w:b w:val="false"/>
-          <w:bCs w:val="false"/>
-          <w:sz w:val="22"/>
-          <w:szCs w:val="22"/>
-          <w:u w:val="none"/>
-        </w:rPr>
-        <w:t xml:space="preserve">B would look like this: </w:t>
+        <w:t xml:space="preserve">Answer will be placed in Matrix B of size [1 N].  Continuing with the example, Matrix B would look like this: </w:t>
       </w:r>
     </w:p>
     <w:p>
@@ -2049,51 +1637,7 @@
           <w:szCs w:val="22"/>
           <w:u w:val="none"/>
         </w:rPr>
-        <w:t xml:space="preserve">Size: </w:t>
-      </w:r>
-      <w:r>
-        <w:rPr>
-          <w:rFonts w:ascii="Courier New" w:hAnsi="Courier New"/>
-          <w:b w:val="false"/>
-          <w:bCs w:val="false"/>
-          <w:sz w:val="22"/>
-          <w:szCs w:val="22"/>
-          <w:u w:val="none"/>
-        </w:rPr>
-        <w:t>B</w:t>
-      </w:r>
-      <w:r>
-        <w:rPr>
-          <w:rFonts w:ascii="Courier New" w:hAnsi="Courier New"/>
-          <w:b w:val="false"/>
-          <w:bCs w:val="false"/>
-          <w:sz w:val="22"/>
-          <w:szCs w:val="22"/>
-          <w:u w:val="none"/>
-        </w:rPr>
-        <w:t xml:space="preserve"> [</w:t>
-      </w:r>
-      <w:r>
-        <w:rPr>
-          <w:rFonts w:ascii="Courier New" w:hAnsi="Courier New"/>
-          <w:b w:val="false"/>
-          <w:bCs w:val="false"/>
-          <w:sz w:val="22"/>
-          <w:szCs w:val="22"/>
-          <w:u w:val="none"/>
-        </w:rPr>
-        <w:t>1</w:t>
-      </w:r>
-      <w:r>
-        <w:rPr>
-          <w:rFonts w:ascii="Courier New" w:hAnsi="Courier New"/>
-          <w:b w:val="false"/>
-          <w:bCs w:val="false"/>
-          <w:sz w:val="22"/>
-          <w:szCs w:val="22"/>
-          <w:u w:val="none"/>
-        </w:rPr>
-        <w:t xml:space="preserve"> 5]</w:t>
+        <w:t>Size: B [1 5]</w:t>
       </w:r>
     </w:p>
     <w:p>
@@ -2146,103 +1690,16 @@
           <w:szCs w:val="22"/>
           <w:u w:val="none"/>
         </w:rPr>
-        <w:t>[</w:t>
-      </w:r>
-      <w:r>
-        <w:rPr>
-          <w:rFonts w:ascii="Courier New" w:hAnsi="Courier New"/>
-          <w:b w:val="false"/>
-          <w:bCs w:val="false"/>
-          <w:sz w:val="22"/>
-          <w:szCs w:val="22"/>
-          <w:u w:val="none"/>
-        </w:rPr>
-        <w:t>0.05</w:t>
-      </w:r>
-      <w:r>
-        <w:rPr>
-          <w:rFonts w:ascii="Courier New" w:hAnsi="Courier New"/>
-          <w:b w:val="false"/>
-          <w:bCs w:val="false"/>
-          <w:sz w:val="22"/>
-          <w:szCs w:val="22"/>
-          <w:u w:val="none"/>
-        </w:rPr>
-        <w:t>5555</w:t>
+        <w:t>[0.055555</w:t>
         <w:tab/>
         <w:tab/>
-      </w:r>
-      <w:r>
-        <w:rPr>
-          <w:rFonts w:ascii="Courier New" w:hAnsi="Courier New"/>
-          <w:b w:val="false"/>
-          <w:bCs w:val="false"/>
-          <w:sz w:val="22"/>
-          <w:szCs w:val="22"/>
-          <w:u w:val="none"/>
-        </w:rPr>
-        <w:t>0.0</w:t>
-      </w:r>
-      <w:r>
-        <w:rPr>
-          <w:rFonts w:ascii="Courier New" w:hAnsi="Courier New"/>
-          <w:b w:val="false"/>
-          <w:bCs w:val="false"/>
-          <w:sz w:val="22"/>
-          <w:szCs w:val="22"/>
-          <w:u w:val="none"/>
-        </w:rPr>
-        <w:t>185185</w:t>
+        <w:t>0.0185185</w:t>
         <w:tab/>
         <w:tab/>
-        <w:t>-</w:t>
-      </w:r>
-      <w:r>
-        <w:rPr>
-          <w:rFonts w:ascii="Courier New" w:hAnsi="Courier New"/>
-          <w:b w:val="false"/>
-          <w:bCs w:val="false"/>
-          <w:sz w:val="22"/>
-          <w:szCs w:val="22"/>
-          <w:u w:val="none"/>
-        </w:rPr>
-        <w:t>0</w:t>
-      </w:r>
-      <w:r>
-        <w:rPr>
-          <w:rFonts w:ascii="Courier New" w:hAnsi="Courier New"/>
-          <w:b w:val="false"/>
-          <w:bCs w:val="false"/>
-          <w:sz w:val="22"/>
-          <w:szCs w:val="22"/>
-          <w:u w:val="none"/>
-        </w:rPr>
-        <w:t>.074074</w:t>
+        <w:t>-0.074074</w:t>
         <w:tab/>
         <w:tab/>
-        <w:t>-</w:t>
-      </w:r>
-      <w:r>
-        <w:rPr>
-          <w:rFonts w:ascii="Courier New" w:hAnsi="Courier New"/>
-          <w:b w:val="false"/>
-          <w:bCs w:val="false"/>
-          <w:sz w:val="22"/>
-          <w:szCs w:val="22"/>
-          <w:u w:val="none"/>
-        </w:rPr>
-        <w:t>0</w:t>
-      </w:r>
-      <w:r>
-        <w:rPr>
-          <w:rFonts w:ascii="Courier New" w:hAnsi="Courier New"/>
-          <w:b w:val="false"/>
-          <w:bCs w:val="false"/>
-          <w:sz w:val="22"/>
-          <w:szCs w:val="22"/>
-          <w:u w:val="none"/>
-        </w:rPr>
-        <w:t>.11111</w:t>
+        <w:t>-0.11111</w:t>
         <w:tab/>
         <w:t>-.6666 ]</w:t>
       </w:r>
@@ -2294,45 +1751,21 @@
           <w:szCs w:val="22"/>
           <w:u w:val="none"/>
         </w:rPr>
-        <w:t xml:space="preserve">Numerically, this </w:t>
-      </w:r>
-      <w:r>
-        <w:rPr>
-          <w:b w:val="false"/>
-          <w:bCs w:val="false"/>
-          <w:sz w:val="22"/>
-          <w:szCs w:val="22"/>
-          <w:u w:val="none"/>
-        </w:rPr>
-        <w:t>expansion</w:t>
-      </w:r>
-      <w:r>
-        <w:rPr>
-          <w:b w:val="false"/>
-          <w:bCs w:val="false"/>
-          <w:sz w:val="22"/>
-          <w:szCs w:val="22"/>
-          <w:u w:val="none"/>
-        </w:rPr>
-        <w:t xml:space="preserve"> would be written down as:</w:t>
-      </w:r>
-    </w:p>
-    <w:p>
-      <w:pPr>
-        <w:pStyle w:val="Normal"/>
-        <w:bidi w:val="0"/>
-        <w:jc w:val="start"/>
-        <w:rPr>
-          <w:rFonts w:ascii="Courier New" w:hAnsi="Courier New"/>
-        </w:rPr>
-      </w:pPr>
-      <w:r>
-        <w:rPr>
-          <w:b w:val="false"/>
-          <w:bCs w:val="false"/>
-          <w:sz w:val="22"/>
-          <w:szCs w:val="22"/>
-          <w:u w:val="none"/>
+        <w:t>Numerically, this expansion would be written down as:</w:t>
+      </w:r>
+    </w:p>
+    <w:p>
+      <w:pPr>
+        <w:pStyle w:val="Normal"/>
+        <w:bidi w:val="0"/>
+        <w:jc w:val="start"/>
+        <w:rPr>
+          <w:rFonts w:ascii="Courier New" w:hAnsi="Courier New"/>
+        </w:rPr>
+      </w:pPr>
+      <w:r>
+        <w:rPr>
+          <w:rFonts w:ascii="Courier New" w:hAnsi="Courier New"/>
         </w:rPr>
       </w:r>
     </w:p>
@@ -2369,20 +1802,59 @@
           <w:szCs w:val="22"/>
           <w:u w:val="none"/>
         </w:rPr>
-        <w:t>0.05</w:t>
-      </w:r>
-      <w:r>
-        <w:rPr>
-          <w:rFonts w:ascii="Courier New" w:hAnsi="Courier New"/>
-          <w:b w:val="false"/>
-          <w:bCs w:val="false"/>
-          <w:sz w:val="22"/>
-          <w:szCs w:val="22"/>
-          <w:u w:val="none"/>
-        </w:rPr>
-        <w:t>5555</w:t>
+        <w:t>0.055555</w:t>
         <w:tab/>
         <w:tab/>
+        <w:t xml:space="preserve"> 0.0185185     -0.074074      -0.11111   -0.6666</w:t>
+      </w:r>
+    </w:p>
+    <w:p>
+      <w:pPr>
+        <w:pStyle w:val="Normal"/>
+        <w:bidi w:val="0"/>
+        <w:jc w:val="start"/>
+        <w:rPr>
+          <w:b w:val="false"/>
+          <w:bCs w:val="false"/>
+          <w:sz w:val="22"/>
+          <w:szCs w:val="22"/>
+          <w:u w:val="none"/>
+        </w:rPr>
+      </w:pPr>
+      <w:r>
+        <w:rPr>
+          <w:rFonts w:ascii="Courier New" w:hAnsi="Courier New"/>
+          <w:b w:val="false"/>
+          <w:bCs w:val="false"/>
+          <w:sz w:val="22"/>
+          <w:szCs w:val="22"/>
+          <w:u w:val="none"/>
+        </w:rPr>
+        <w:t>---------  +   ---------- +  ----------  +   -------- + -------</w:t>
+      </w:r>
+    </w:p>
+    <w:p>
+      <w:pPr>
+        <w:pStyle w:val="Normal"/>
+        <w:bidi w:val="0"/>
+        <w:jc w:val="start"/>
+        <w:rPr>
+          <w:b w:val="false"/>
+          <w:bCs w:val="false"/>
+          <w:sz w:val="22"/>
+          <w:szCs w:val="22"/>
+          <w:u w:val="none"/>
+        </w:rPr>
+      </w:pPr>
+      <w:r>
+        <w:rPr>
+          <w:rFonts w:ascii="Courier New" w:hAnsi="Courier New"/>
+          <w:b w:val="false"/>
+          <w:bCs w:val="false"/>
+          <w:sz w:val="22"/>
+          <w:szCs w:val="22"/>
+          <w:u w:val="none"/>
+        </w:rPr>
         <w:t xml:space="preserve"> </w:t>
       </w:r>
       <w:r>
@@ -2394,232 +1866,6 @@
           <w:szCs w:val="22"/>
           <w:u w:val="none"/>
         </w:rPr>
-        <w:t>0.0</w:t>
-      </w:r>
-      <w:r>
-        <w:rPr>
-          <w:rFonts w:ascii="Courier New" w:hAnsi="Courier New"/>
-          <w:b w:val="false"/>
-          <w:bCs w:val="false"/>
-          <w:sz w:val="22"/>
-          <w:szCs w:val="22"/>
-          <w:u w:val="none"/>
-        </w:rPr>
-        <w:t>185185     -</w:t>
-      </w:r>
-      <w:r>
-        <w:rPr>
-          <w:rFonts w:ascii="Courier New" w:hAnsi="Courier New"/>
-          <w:b w:val="false"/>
-          <w:bCs w:val="false"/>
-          <w:sz w:val="22"/>
-          <w:szCs w:val="22"/>
-          <w:u w:val="none"/>
-        </w:rPr>
-        <w:t>0</w:t>
-      </w:r>
-      <w:r>
-        <w:rPr>
-          <w:rFonts w:ascii="Courier New" w:hAnsi="Courier New"/>
-          <w:b w:val="false"/>
-          <w:bCs w:val="false"/>
-          <w:sz w:val="22"/>
-          <w:szCs w:val="22"/>
-          <w:u w:val="none"/>
-        </w:rPr>
-        <w:t>.074074      -</w:t>
-      </w:r>
-      <w:r>
-        <w:rPr>
-          <w:rFonts w:ascii="Courier New" w:hAnsi="Courier New"/>
-          <w:b w:val="false"/>
-          <w:bCs w:val="false"/>
-          <w:sz w:val="22"/>
-          <w:szCs w:val="22"/>
-          <w:u w:val="none"/>
-        </w:rPr>
-        <w:t>0</w:t>
-      </w:r>
-      <w:r>
-        <w:rPr>
-          <w:rFonts w:ascii="Courier New" w:hAnsi="Courier New"/>
-          <w:b w:val="false"/>
-          <w:bCs w:val="false"/>
-          <w:sz w:val="22"/>
-          <w:szCs w:val="22"/>
-          <w:u w:val="none"/>
-        </w:rPr>
-        <w:t>.11111   -</w:t>
-      </w:r>
-      <w:r>
-        <w:rPr>
-          <w:rFonts w:ascii="Courier New" w:hAnsi="Courier New"/>
-          <w:b w:val="false"/>
-          <w:bCs w:val="false"/>
-          <w:sz w:val="22"/>
-          <w:szCs w:val="22"/>
-          <w:u w:val="none"/>
-        </w:rPr>
-        <w:t>0</w:t>
-      </w:r>
-      <w:r>
-        <w:rPr>
-          <w:rFonts w:ascii="Courier New" w:hAnsi="Courier New"/>
-          <w:b w:val="false"/>
-          <w:bCs w:val="false"/>
-          <w:sz w:val="22"/>
-          <w:szCs w:val="22"/>
-          <w:u w:val="none"/>
-        </w:rPr>
-        <w:t>.6666</w:t>
-      </w:r>
-    </w:p>
-    <w:p>
-      <w:pPr>
-        <w:pStyle w:val="Normal"/>
-        <w:bidi w:val="0"/>
-        <w:jc w:val="start"/>
-        <w:rPr>
-          <w:b w:val="false"/>
-          <w:bCs w:val="false"/>
-          <w:sz w:val="22"/>
-          <w:szCs w:val="22"/>
-          <w:u w:val="none"/>
-        </w:rPr>
-      </w:pPr>
-      <w:r>
-        <w:rPr>
-          <w:rFonts w:ascii="Courier New" w:hAnsi="Courier New"/>
-          <w:b w:val="false"/>
-          <w:bCs w:val="false"/>
-          <w:sz w:val="22"/>
-          <w:szCs w:val="22"/>
-          <w:u w:val="none"/>
-        </w:rPr>
-        <w:t xml:space="preserve">---------  </w:t>
-      </w:r>
-      <w:r>
-        <w:rPr>
-          <w:rFonts w:ascii="Courier New" w:hAnsi="Courier New"/>
-          <w:b w:val="false"/>
-          <w:bCs w:val="false"/>
-          <w:sz w:val="22"/>
-          <w:szCs w:val="22"/>
-          <w:u w:val="none"/>
-        </w:rPr>
-        <w:t>+</w:t>
-      </w:r>
-      <w:r>
-        <w:rPr>
-          <w:rFonts w:ascii="Courier New" w:hAnsi="Courier New"/>
-          <w:b w:val="false"/>
-          <w:bCs w:val="false"/>
-          <w:sz w:val="22"/>
-          <w:szCs w:val="22"/>
-          <w:u w:val="none"/>
-        </w:rPr>
-        <w:t xml:space="preserve">   ---------- </w:t>
-      </w:r>
-      <w:r>
-        <w:rPr>
-          <w:rFonts w:ascii="Courier New" w:hAnsi="Courier New"/>
-          <w:b w:val="false"/>
-          <w:bCs w:val="false"/>
-          <w:sz w:val="22"/>
-          <w:szCs w:val="22"/>
-          <w:u w:val="none"/>
-        </w:rPr>
-        <w:t>+</w:t>
-      </w:r>
-      <w:r>
-        <w:rPr>
-          <w:rFonts w:ascii="Courier New" w:hAnsi="Courier New"/>
-          <w:b w:val="false"/>
-          <w:bCs w:val="false"/>
-          <w:sz w:val="22"/>
-          <w:szCs w:val="22"/>
-          <w:u w:val="none"/>
-        </w:rPr>
-        <w:t xml:space="preserve">  ----------  </w:t>
-      </w:r>
-      <w:r>
-        <w:rPr>
-          <w:rFonts w:ascii="Courier New" w:hAnsi="Courier New"/>
-          <w:b w:val="false"/>
-          <w:bCs w:val="false"/>
-          <w:sz w:val="22"/>
-          <w:szCs w:val="22"/>
-          <w:u w:val="none"/>
-        </w:rPr>
-        <w:t xml:space="preserve">+   </w:t>
-      </w:r>
-      <w:r>
-        <w:rPr>
-          <w:rFonts w:ascii="Courier New" w:hAnsi="Courier New"/>
-          <w:b w:val="false"/>
-          <w:bCs w:val="false"/>
-          <w:sz w:val="22"/>
-          <w:szCs w:val="22"/>
-          <w:u w:val="none"/>
-        </w:rPr>
-        <w:t xml:space="preserve">-------- </w:t>
-      </w:r>
-      <w:r>
-        <w:rPr>
-          <w:rFonts w:ascii="Courier New" w:hAnsi="Courier New"/>
-          <w:b w:val="false"/>
-          <w:bCs w:val="false"/>
-          <w:sz w:val="22"/>
-          <w:szCs w:val="22"/>
-          <w:u w:val="none"/>
-        </w:rPr>
-        <w:t xml:space="preserve">+ </w:t>
-      </w:r>
-      <w:r>
-        <w:rPr>
-          <w:rFonts w:ascii="Courier New" w:hAnsi="Courier New"/>
-          <w:b w:val="false"/>
-          <w:bCs w:val="false"/>
-          <w:sz w:val="22"/>
-          <w:szCs w:val="22"/>
-          <w:u w:val="none"/>
-        </w:rPr>
-        <w:t>-------</w:t>
-      </w:r>
-    </w:p>
-    <w:p>
-      <w:pPr>
-        <w:pStyle w:val="Normal"/>
-        <w:bidi w:val="0"/>
-        <w:jc w:val="start"/>
-        <w:rPr>
-          <w:b w:val="false"/>
-          <w:bCs w:val="false"/>
-          <w:sz w:val="22"/>
-          <w:szCs w:val="22"/>
-          <w:u w:val="none"/>
-        </w:rPr>
-      </w:pPr>
-      <w:r>
-        <w:rPr>
-          <w:rFonts w:ascii="Courier New" w:hAnsi="Courier New"/>
-          <w:b w:val="false"/>
-          <w:bCs w:val="false"/>
-          <w:sz w:val="22"/>
-          <w:szCs w:val="22"/>
-          <w:u w:val="none"/>
-        </w:rPr>
-        <w:t xml:space="preserve"> </w:t>
-      </w:r>
-      <w:r>
-        <w:rPr>
-          <w:rFonts w:ascii="Courier New" w:hAnsi="Courier New"/>
-          <w:b w:val="false"/>
-          <w:bCs w:val="false"/>
-          <w:sz w:val="22"/>
-          <w:szCs w:val="22"/>
-          <w:u w:val="none"/>
-        </w:rPr>
         <w:t>(s - 4)         (s + 2)       (s – 1)      (s – 1)</w:t>
       </w:r>
       <w:r>
@@ -2669,66 +1915,32 @@
       </w:pPr>
       <w:r>
         <w:rPr>
-          <w:b w:val="false"/>
-          <w:bCs w:val="false"/>
-          <w:sz w:val="22"/>
-          <w:szCs w:val="22"/>
-          <w:u w:val="none"/>
-        </w:rPr>
-      </w:r>
-    </w:p>
-    <w:p>
-      <w:pPr>
-        <w:pStyle w:val="Normal"/>
-        <w:bidi w:val="0"/>
-        <w:jc w:val="start"/>
-        <w:rPr>
-          <w:b w:val="false"/>
-          <w:bCs w:val="false"/>
-          <w:sz w:val="22"/>
-          <w:szCs w:val="22"/>
-          <w:u w:val="none"/>
-        </w:rPr>
-      </w:pPr>
-      <w:r>
-        <w:rPr>
-          <w:b w:val="false"/>
-          <w:bCs w:val="false"/>
-          <w:sz w:val="22"/>
-          <w:szCs w:val="22"/>
-          <w:u w:val="none"/>
-        </w:rPr>
-        <w:t xml:space="preserve">Note: </w:t>
-      </w:r>
-      <w:r>
-        <w:rPr>
-          <w:b w:val="false"/>
-          <w:bCs w:val="false"/>
-          <w:sz w:val="22"/>
-          <w:szCs w:val="22"/>
-          <w:u w:val="none"/>
-        </w:rPr>
-        <w:t xml:space="preserve">Unlike </w:t>
-      </w:r>
-      <w:r>
-        <w:rPr>
-          <w:b w:val="false"/>
-          <w:bCs w:val="false"/>
-          <w:sz w:val="22"/>
-          <w:szCs w:val="22"/>
-          <w:u w:val="none"/>
-        </w:rPr>
-        <w:t>the original</w:t>
-      </w:r>
-      <w:r>
-        <w:rPr>
-          <w:b w:val="false"/>
-          <w:bCs w:val="false"/>
-          <w:sz w:val="22"/>
-          <w:szCs w:val="22"/>
-          <w:u w:val="none"/>
-        </w:rPr>
-        <w:t xml:space="preserve"> PF, this program will report the expansion for the repeated roots in </w:t>
+          <w:rFonts w:ascii="Courier New" w:hAnsi="Courier New"/>
+        </w:rPr>
+      </w:r>
+    </w:p>
+    <w:p>
+      <w:pPr>
+        <w:pStyle w:val="Normal"/>
+        <w:bidi w:val="0"/>
+        <w:jc w:val="start"/>
+        <w:rPr>
+          <w:b w:val="false"/>
+          <w:bCs w:val="false"/>
+          <w:sz w:val="22"/>
+          <w:szCs w:val="22"/>
+          <w:u w:val="none"/>
+        </w:rPr>
+      </w:pPr>
+      <w:r>
+        <w:rPr>
+          <w:b w:val="false"/>
+          <w:bCs w:val="false"/>
+          <w:sz w:val="22"/>
+          <w:szCs w:val="22"/>
+          <w:u w:val="none"/>
+        </w:rPr>
+        <w:t xml:space="preserve">Note: Unlike the original PF, this program will report the expansion for the repeated roots in </w:t>
       </w:r>
       <w:r>
         <w:rPr>
@@ -2795,7 +2007,54 @@
           <w:szCs w:val="22"/>
           <w:u w:val="none"/>
         </w:rPr>
-        <w:t xml:space="preserve">Memory </w:t>
+        <w:t>Memory Limitations:</w:t>
+      </w:r>
+    </w:p>
+    <w:p>
+      <w:pPr>
+        <w:pStyle w:val="Normal"/>
+        <w:bidi w:val="0"/>
+        <w:jc w:val="start"/>
+        <w:rPr>
+          <w:b w:val="false"/>
+          <w:bCs w:val="false"/>
+          <w:sz w:val="22"/>
+          <w:szCs w:val="22"/>
+          <w:u w:val="none"/>
+        </w:rPr>
+      </w:pPr>
+      <w:r>
+        <w:rPr>
+          <w:b w:val="false"/>
+          <w:bCs w:val="false"/>
+          <w:sz w:val="22"/>
+          <w:szCs w:val="22"/>
+          <w:u w:val="none"/>
+        </w:rPr>
+      </w:r>
+    </w:p>
+    <w:p>
+      <w:pPr>
+        <w:pStyle w:val="Normal"/>
+        <w:bidi w:val="0"/>
+        <w:jc w:val="start"/>
+        <w:rPr>
+          <w:b w:val="false"/>
+          <w:bCs w:val="false"/>
+          <w:sz w:val="22"/>
+          <w:szCs w:val="22"/>
+          <w:u w:val="none"/>
+        </w:rPr>
+      </w:pPr>
+      <w:r>
+        <w:rPr>
+          <w:b w:val="false"/>
+          <w:bCs w:val="false"/>
+          <w:sz w:val="22"/>
+          <w:szCs w:val="22"/>
+          <w:u w:val="none"/>
+        </w:rPr>
+        <w:t xml:space="preserve">Given that the polynomial multiplies are done via matrix multiplies (easier implementation via native functions, namely X*Y) there is a limitation on the number of partial fractions possible.  For </w:t>
       </w:r>
       <w:r>
         <w:rPr>
@@ -2805,74 +2064,17 @@
           <w:szCs w:val="22"/>
           <w:u w:val="none"/>
         </w:rPr>
-        <w:t>Limitations:</w:t>
-      </w:r>
-    </w:p>
-    <w:p>
-      <w:pPr>
-        <w:pStyle w:val="Normal"/>
-        <w:bidi w:val="0"/>
-        <w:jc w:val="start"/>
-        <w:rPr>
-          <w:b w:val="false"/>
-          <w:bCs w:val="false"/>
-          <w:sz w:val="22"/>
-          <w:szCs w:val="22"/>
-          <w:u w:val="none"/>
-        </w:rPr>
-      </w:pPr>
-      <w:r>
-        <w:rPr>
-          <w:b w:val="false"/>
-          <w:bCs w:val="false"/>
-          <w:sz w:val="22"/>
-          <w:szCs w:val="22"/>
-          <w:u w:val="none"/>
-        </w:rPr>
-      </w:r>
-    </w:p>
-    <w:p>
-      <w:pPr>
-        <w:pStyle w:val="Normal"/>
-        <w:bidi w:val="0"/>
-        <w:jc w:val="start"/>
-        <w:rPr>
-          <w:b w:val="false"/>
-          <w:bCs w:val="false"/>
-          <w:sz w:val="22"/>
-          <w:szCs w:val="22"/>
-          <w:u w:val="none"/>
-        </w:rPr>
-      </w:pPr>
-      <w:r>
-        <w:rPr>
-          <w:b w:val="false"/>
-          <w:bCs w:val="false"/>
-          <w:sz w:val="22"/>
-          <w:szCs w:val="22"/>
-          <w:u w:val="none"/>
-        </w:rPr>
-        <w:t xml:space="preserve">Given that the polynomial multiplies are done via matrix multiplies (easier implementation via native functions, namely X*Y) there is a limitation on the number of partial fractions </w:t>
-      </w:r>
-      <w:r>
-        <w:rPr>
-          <w:b w:val="false"/>
-          <w:bCs w:val="false"/>
-          <w:sz w:val="22"/>
-          <w:szCs w:val="22"/>
-          <w:u w:val="none"/>
-        </w:rPr>
-        <w:t>possible</w:t>
-      </w:r>
-      <w:r>
-        <w:rPr>
-          <w:b w:val="false"/>
-          <w:bCs w:val="false"/>
-          <w:sz w:val="22"/>
-          <w:szCs w:val="22"/>
-          <w:u w:val="none"/>
-        </w:rPr>
-        <w:t xml:space="preserve">.  For </w:t>
+        <w:t>default</w:t>
+      </w:r>
+      <w:r>
+        <w:rPr>
+          <w:b w:val="false"/>
+          <w:bCs w:val="false"/>
+          <w:sz w:val="22"/>
+          <w:szCs w:val="22"/>
+          <w:u w:val="none"/>
+        </w:rPr>
+        <w:t xml:space="preserve"> mode, denominator denominator cannot be larger than order 4.  For </w:t>
       </w:r>
       <w:r>
         <w:rPr>
@@ -2882,37 +2084,37 @@
           <w:szCs w:val="22"/>
           <w:u w:val="none"/>
         </w:rPr>
-        <w:t>default</w:t>
-      </w:r>
-      <w:r>
-        <w:rPr>
-          <w:b w:val="false"/>
-          <w:bCs w:val="false"/>
-          <w:sz w:val="22"/>
-          <w:szCs w:val="22"/>
-          <w:u w:val="none"/>
-        </w:rPr>
-        <w:t xml:space="preserve"> mode, denominator </w:t>
-      </w:r>
-      <w:r>
-        <w:rPr>
-          <w:b w:val="false"/>
-          <w:bCs w:val="false"/>
-          <w:sz w:val="22"/>
-          <w:szCs w:val="22"/>
-          <w:u w:val="none"/>
-        </w:rPr>
-        <w:t xml:space="preserve">denominator </w:t>
-      </w:r>
-      <w:r>
-        <w:rPr>
-          <w:b w:val="false"/>
-          <w:bCs w:val="false"/>
-          <w:sz w:val="22"/>
-          <w:szCs w:val="22"/>
-          <w:u w:val="none"/>
-        </w:rPr>
-        <w:t xml:space="preserve">cannot be larger than order 4.  For </w:t>
+        <w:t>15.2</w:t>
+      </w:r>
+      <w:r>
+        <w:rPr>
+          <w:b w:val="false"/>
+          <w:bCs w:val="false"/>
+          <w:sz w:val="22"/>
+          <w:szCs w:val="22"/>
+          <w:u w:val="none"/>
+        </w:rPr>
+        <w:t xml:space="preserve"> mode, the large</w:t>
+      </w:r>
+      <w:r>
+        <w:rPr>
+          <w:b w:val="false"/>
+          <w:bCs w:val="false"/>
+          <w:sz w:val="22"/>
+          <w:szCs w:val="22"/>
+          <w:u w:val="none"/>
+        </w:rPr>
+        <w:t>st</w:t>
+      </w:r>
+      <w:r>
+        <w:rPr>
+          <w:b w:val="false"/>
+          <w:bCs w:val="false"/>
+          <w:sz w:val="22"/>
+          <w:szCs w:val="22"/>
+          <w:u w:val="none"/>
+        </w:rPr>
+        <w:t xml:space="preserve"> denominator order is </w:t>
       </w:r>
       <w:r>
         <w:rPr>
@@ -2922,46 +2124,6 @@
           <w:szCs w:val="22"/>
           <w:u w:val="none"/>
         </w:rPr>
-        <w:t>15.2</w:t>
-      </w:r>
-      <w:r>
-        <w:rPr>
-          <w:b w:val="false"/>
-          <w:bCs w:val="false"/>
-          <w:sz w:val="22"/>
-          <w:szCs w:val="22"/>
-          <w:u w:val="none"/>
-        </w:rPr>
-        <w:t xml:space="preserve"> mode, the larger denominator </w:t>
-      </w:r>
-      <w:r>
-        <w:rPr>
-          <w:b w:val="false"/>
-          <w:bCs w:val="false"/>
-          <w:sz w:val="22"/>
-          <w:szCs w:val="22"/>
-          <w:u w:val="none"/>
-        </w:rPr>
-        <w:t>order</w:t>
-      </w:r>
-      <w:r>
-        <w:rPr>
-          <w:b w:val="false"/>
-          <w:bCs w:val="false"/>
-          <w:sz w:val="22"/>
-          <w:szCs w:val="22"/>
-          <w:u w:val="none"/>
-        </w:rPr>
-        <w:t xml:space="preserve"> is </w:t>
-      </w:r>
-      <w:r>
-        <w:rPr>
-          <w:b/>
-          <w:bCs/>
-          <w:sz w:val="22"/>
-          <w:szCs w:val="22"/>
-          <w:u w:val="none"/>
-        </w:rPr>
         <w:t>7</w:t>
       </w:r>
       <w:r>
@@ -2972,17 +2134,47 @@
           <w:szCs w:val="22"/>
           <w:u w:val="none"/>
         </w:rPr>
-        <w:t xml:space="preserve">.  </w:t>
-      </w:r>
-      <w:r>
-        <w:rPr>
-          <w:b w:val="false"/>
-          <w:bCs w:val="false"/>
-          <w:sz w:val="22"/>
-          <w:szCs w:val="22"/>
-          <w:u w:val="none"/>
-        </w:rPr>
-        <w:t>Since switching modes does not destroy the memory, the user can go 15.2 to run the program with no penalty.</w:t>
+        <w:t xml:space="preserve">.  Since switching modes does not destroy the memory, the user can go </w:t>
+      </w:r>
+      <w:r>
+        <w:rPr>
+          <w:b w:val="false"/>
+          <w:bCs w:val="false"/>
+          <w:sz w:val="22"/>
+          <w:szCs w:val="22"/>
+          <w:u w:val="none"/>
+        </w:rPr>
+        <w:t xml:space="preserve">between default and </w:t>
+      </w:r>
+      <w:r>
+        <w:rPr>
+          <w:b w:val="false"/>
+          <w:bCs w:val="false"/>
+          <w:sz w:val="22"/>
+          <w:szCs w:val="22"/>
+          <w:u w:val="none"/>
+        </w:rPr>
+        <w:t xml:space="preserve">15.2 </w:t>
+      </w:r>
+      <w:r>
+        <w:rPr>
+          <w:b w:val="false"/>
+          <w:bCs w:val="false"/>
+          <w:sz w:val="22"/>
+          <w:szCs w:val="22"/>
+          <w:u w:val="none"/>
+        </w:rPr>
+        <w:t xml:space="preserve">modes </w:t>
+      </w:r>
+      <w:r>
+        <w:rPr>
+          <w:b w:val="false"/>
+          <w:bCs w:val="false"/>
+          <w:sz w:val="22"/>
+          <w:szCs w:val="22"/>
+          <w:u w:val="none"/>
+        </w:rPr>
+        <w:t>to run the program with no penalty.</w:t>
       </w:r>
     </w:p>
     <w:sectPr>
@@ -2995,6 +2187,7 @@
       <w:pgNumType w:fmt="decimal"/>
       <w:formProt w:val="false"/>
       <w:textDirection w:val="lrTb"/>
+      <w:docGrid w:type="default" w:linePitch="100" w:charSpace="0"/>
     </w:sectPr>
   </w:body>
 </w:document>
@@ -3033,9 +2226,8 @@
         <w:bidi w:val="0"/>
         <w:jc w:val="start"/>
         <w:rPr>
-          <w:b w:val="false"/>
-          <w:bCs w:val="false"/>
-          <w:u w:val="none"/>
+          <w:sz w:val="20"/>
+          <w:szCs w:val="20"/>
         </w:rPr>
       </w:pPr>
       <w:r>
@@ -3048,6 +2240,8 @@
         <w:rPr>
           <w:b w:val="false"/>
           <w:bCs w:val="false"/>
+          <w:sz w:val="20"/>
+          <w:szCs w:val="20"/>
           <w:u w:val="none"/>
         </w:rPr>
         <w:t xml:space="preserve"> </w:t>
@@ -3056,41 +2250,11 @@
         <w:rPr>
           <w:b w:val="false"/>
           <w:bCs w:val="false"/>
-          <w:u w:val="none"/>
-        </w:rPr>
-        <w:t>Th</w:t>
-      </w:r>
-      <w:r>
-        <w:rPr>
-          <w:b w:val="false"/>
-          <w:bCs w:val="false"/>
-          <w:u w:val="none"/>
-        </w:rPr>
-        <w:t>is is because the</w:t>
-      </w:r>
-      <w:r>
-        <w:rPr>
-          <w:b w:val="false"/>
-          <w:bCs w:val="false"/>
-          <w:u w:val="none"/>
-        </w:rPr>
-        <w:t xml:space="preserve"> order of the numerator must </w:t>
-      </w:r>
-      <w:r>
-        <w:rPr>
-          <w:b w:val="false"/>
-          <w:bCs w:val="false"/>
-          <w:u w:val="none"/>
-        </w:rPr>
-        <w:t xml:space="preserve">always </w:t>
-      </w:r>
-      <w:r>
-        <w:rPr>
-          <w:b w:val="false"/>
-          <w:bCs w:val="false"/>
-          <w:u w:val="none"/>
-        </w:rPr>
-        <w:t>be less than N.  If not, perform a polynomial division first.</w:t>
+          <w:sz w:val="20"/>
+          <w:szCs w:val="20"/>
+          <w:u w:val="none"/>
+        </w:rPr>
+        <w:t>This is because the order of the numerator must always be less than N.  If not, perform a polynomial division first.</w:t>
       </w:r>
     </w:p>
   </w:footnote>
@@ -3378,7 +2542,6 @@
     </w:rPrDefault>
     <w:pPrDefault>
       <w:pPr>
-        <w:widowControl/>
         <w:suppressAutoHyphens w:val="true"/>
       </w:pPr>
     </w:pPrDefault>
@@ -3388,7 +2551,10 @@
     <w:qFormat/>
     <w:pPr>
       <w:widowControl/>
+      <w:suppressAutoHyphens w:val="true"/>
       <w:bidi w:val="0"/>
+      <w:spacing w:before="0" w:after="0"/>
+      <w:jc w:val="start"/>
     </w:pPr>
     <w:rPr>
       <w:rFonts w:ascii="Thorndale" w:hAnsi="Thorndale" w:eastAsia="NSimSun" w:cs="Lucida Sans"/>
@@ -3426,14 +2592,19 @@
       <w:rFonts w:ascii="OpenSymbol" w:hAnsi="OpenSymbol" w:eastAsia="OpenSymbol" w:cs="OpenSymbol"/>
     </w:rPr>
   </w:style>
+  <w:style w:type="character" w:styleId="FootnoteCharacters">
+    <w:name w:val="Footnote Characters"/>
+    <w:qFormat/>
+    <w:rPr/>
+  </w:style>
   <w:style w:type="character" w:styleId="FootnoteReference">
     <w:name w:val="Footnote Reference"/>
     <w:rPr>
       <w:vertAlign w:val="superscript"/>
     </w:rPr>
   </w:style>
-  <w:style w:type="character" w:styleId="FootnoteCharacters">
-    <w:name w:val="Footnote Characters"/>
+  <w:style w:type="character" w:styleId="EndnoteCharacters">
+    <w:name w:val="Endnote Characters"/>
     <w:qFormat/>
     <w:rPr/>
   </w:style>
@@ -3442,11 +2613,6 @@
     <w:rPr>
       <w:vertAlign w:val="superscript"/>
     </w:rPr>
-  </w:style>
-  <w:style w:type="character" w:styleId="EndnoteCharacters">
-    <w:name w:val="Endnote Characters"/>
-    <w:qFormat/>
-    <w:rPr/>
   </w:style>
   <w:style w:type="paragraph" w:styleId="Heading">
     <w:name w:val="Heading"/>
